--- a/misc/added.docx
+++ b/misc/added.docx
@@ -6,10 +6,16 @@
       <w:pPr>
         <w:pStyle w:val="Body"/>
         <w:bidi w:val="0"/>
-        <w:rPr/>
-      </w:pPr>
-      <w:r>
-        <w:rPr/>
+        <w:rPr>
+          <w:b/>
+          <w:bCs/>
+        </w:rPr>
+      </w:pPr>
+      <w:r>
+        <w:rPr>
+          <w:b/>
+          <w:bCs/>
+        </w:rPr>
         <w:t>Updates and additions in "An invitation to Alexandrov geometry: CAT(0) spaces" by Stephanie Alexander, Vitali Kapovitch, and Anton Petrunin.</w:t>
       </w:r>
     </w:p>
